--- a/LLD_Report.docx.docx
+++ b/LLD_Report.docx.docx
@@ -8,33 +8,11 @@
         <w:ind w:left="380" w:right="0" w:firstLine="0"/>
         <w:jc w:val="left"/>
       </w:pPr>
-      <w:proofErr w:type="spellStart"/>
       <w:r>
         <w:rPr>
           <w:sz w:val="40"/>
         </w:rPr>
-        <w:t>Yenepoya</w:t>
-      </w:r>
-      <w:proofErr w:type="spellEnd"/>
-      <w:r>
-        <w:rPr>
-          <w:sz w:val="40"/>
-        </w:rPr>
-        <w:t xml:space="preserve"> Institute </w:t>
-      </w:r>
-      <w:proofErr w:type="gramStart"/>
-      <w:r>
-        <w:rPr>
-          <w:sz w:val="40"/>
-        </w:rPr>
-        <w:t>Of</w:t>
-      </w:r>
-      <w:proofErr w:type="gramEnd"/>
-      <w:r>
-        <w:rPr>
-          <w:sz w:val="40"/>
-        </w:rPr>
-        <w:t xml:space="preserve"> Arts, Science, Commerce &amp;</w:t>
+        <w:t>Yenepoya Institute Of Arts, Science, Commerce &amp;</w:t>
       </w:r>
     </w:p>
     <w:p>
@@ -60,21 +38,7 @@
         <w:rPr>
           <w:sz w:val="42"/>
         </w:rPr>
-        <w:t xml:space="preserve">Project — </w:t>
-      </w:r>
-      <w:proofErr w:type="spellStart"/>
-      <w:r>
-        <w:rPr>
-          <w:sz w:val="42"/>
-        </w:rPr>
-        <w:t>LowLevel</w:t>
-      </w:r>
-      <w:proofErr w:type="spellEnd"/>
-      <w:r>
-        <w:rPr>
-          <w:sz w:val="42"/>
-        </w:rPr>
-        <w:t xml:space="preserve"> Design</w:t>
+        <w:t>Project — LowLevel Design</w:t>
       </w:r>
     </w:p>
     <w:p>
@@ -146,21 +110,7 @@
         <w:rPr>
           <w:sz w:val="44"/>
         </w:rPr>
-        <w:t xml:space="preserve">Cloud Cost Intelligent Platform </w:t>
-      </w:r>
-      <w:proofErr w:type="gramStart"/>
-      <w:r>
-        <w:rPr>
-          <w:sz w:val="44"/>
-        </w:rPr>
-        <w:t>For</w:t>
-      </w:r>
-      <w:proofErr w:type="gramEnd"/>
-      <w:r>
-        <w:rPr>
-          <w:sz w:val="44"/>
-        </w:rPr>
-        <w:t xml:space="preserve"> Agriculture</w:t>
+        <w:t>Cloud Cost Intelligent Platform For Agriculture</w:t>
       </w:r>
     </w:p>
     <w:p>
@@ -203,6 +153,12 @@
           <w:sz w:val="28"/>
         </w:rPr>
         <w:t>Industry Mentor:</w:t>
+      </w:r>
+      <w:r>
+        <w:rPr>
+          <w:sz w:val="28"/>
+        </w:rPr>
+        <w:t xml:space="preserve"> Mr Sumit Kumar</w:t>
       </w:r>
       <w:r>
         <w:rPr>
@@ -284,7 +240,6 @@
         <w:tblCellMar>
           <w:top w:w="99" w:type="dxa"/>
           <w:left w:w="421" w:type="dxa"/>
-          <w:bottom w:w="0" w:type="dxa"/>
           <w:right w:w="115" w:type="dxa"/>
         </w:tblCellMar>
         <w:tblLook w:val="04A0" w:firstRow="1" w:lastRow="0" w:firstColumn="1" w:lastColumn="0" w:noHBand="0" w:noVBand="1"/>
@@ -1053,23 +1008,7 @@
           <w:sz w:val="28"/>
           <w:szCs w:val="28"/>
         </w:rPr>
-        <w:t xml:space="preserve"> To measure the response time of the </w:t>
-      </w:r>
-      <w:proofErr w:type="spellStart"/>
-      <w:r>
-        <w:rPr>
-          <w:sz w:val="28"/>
-          <w:szCs w:val="28"/>
-        </w:rPr>
-        <w:t>Streamlit</w:t>
-      </w:r>
-      <w:proofErr w:type="spellEnd"/>
-      <w:r>
-        <w:rPr>
-          <w:sz w:val="28"/>
-          <w:szCs w:val="28"/>
-        </w:rPr>
-        <w:t xml:space="preserve"> interface when processing large datasets on an HP Victus.</w:t>
+        <w:t xml:space="preserve"> To measure the response time of the Streamlit interface when processing large datasets on an HP Victus.</w:t>
       </w:r>
     </w:p>
     <w:p>
@@ -1098,23 +1037,7 @@
           <w:sz w:val="28"/>
           <w:szCs w:val="28"/>
         </w:rPr>
-        <w:t xml:space="preserve">To </w:t>
-      </w:r>
-      <w:proofErr w:type="spellStart"/>
-      <w:r>
-        <w:rPr>
-          <w:sz w:val="28"/>
-          <w:szCs w:val="28"/>
-        </w:rPr>
-        <w:t>analyze</w:t>
-      </w:r>
-      <w:proofErr w:type="spellEnd"/>
-      <w:r>
-        <w:rPr>
-          <w:sz w:val="28"/>
-          <w:szCs w:val="28"/>
-        </w:rPr>
-        <w:t xml:space="preserve"> the system's performance in recognizing cost spikes (Outliers).</w:t>
+        <w:t>To analyze the system's performance in recognizing cost spikes (Outliers).</w:t>
       </w:r>
     </w:p>
     <w:p>
@@ -1196,14 +1119,7 @@
           <w:sz w:val="28"/>
           <w:szCs w:val="28"/>
         </w:rPr>
-        <w:t xml:space="preserve">    </w:t>
-      </w:r>
-      <w:r>
-        <w:rPr>
-          <w:sz w:val="28"/>
-          <w:szCs w:val="28"/>
-        </w:rPr>
-        <w:t>Data Preprocessing:</w:t>
+        <w:t xml:space="preserve">    Data Preprocessing:</w:t>
       </w:r>
     </w:p>
     <w:p>
@@ -1221,37 +1137,7 @@
           <w:sz w:val="28"/>
           <w:szCs w:val="28"/>
         </w:rPr>
-        <w:t xml:space="preserve">   </w:t>
-      </w:r>
-      <w:r>
-        <w:rPr>
-          <w:sz w:val="28"/>
-          <w:szCs w:val="28"/>
-        </w:rPr>
-        <w:t xml:space="preserve"> </w:t>
-      </w:r>
-      <w:r>
-        <w:rPr>
-          <w:sz w:val="28"/>
-          <w:szCs w:val="28"/>
-        </w:rPr>
-        <w:t xml:space="preserve">Loading Excel logs via the </w:t>
-      </w:r>
-      <w:proofErr w:type="spellStart"/>
-      <w:r>
-        <w:rPr>
-          <w:sz w:val="28"/>
-          <w:szCs w:val="28"/>
-        </w:rPr>
-        <w:t>Openpyxl</w:t>
-      </w:r>
-      <w:proofErr w:type="spellEnd"/>
-      <w:r>
-        <w:rPr>
-          <w:sz w:val="28"/>
-          <w:szCs w:val="28"/>
-        </w:rPr>
-        <w:t xml:space="preserve"> engine.</w:t>
+        <w:t xml:space="preserve">    Loading Excel logs via the Openpyxl engine.</w:t>
       </w:r>
     </w:p>
     <w:p>
@@ -1269,23 +1155,7 @@
           <w:sz w:val="28"/>
           <w:szCs w:val="28"/>
         </w:rPr>
-        <w:t xml:space="preserve">    Data type conversion (e.g., ensuring </w:t>
-      </w:r>
-      <w:proofErr w:type="spellStart"/>
-      <w:r>
-        <w:rPr>
-          <w:sz w:val="28"/>
-          <w:szCs w:val="28"/>
-        </w:rPr>
-        <w:t>Cost_INR</w:t>
-      </w:r>
-      <w:proofErr w:type="spellEnd"/>
-      <w:r>
-        <w:rPr>
-          <w:sz w:val="28"/>
-          <w:szCs w:val="28"/>
-        </w:rPr>
-        <w:t xml:space="preserve"> is a float).</w:t>
+        <w:t xml:space="preserve">    Data type conversion (e.g., ensuring Cost_INR is a float).</w:t>
       </w:r>
     </w:p>
     <w:p>
@@ -1303,21 +1173,7 @@
           <w:sz w:val="28"/>
           <w:szCs w:val="28"/>
         </w:rPr>
-        <w:t xml:space="preserve"> </w:t>
-      </w:r>
-      <w:r>
-        <w:rPr>
-          <w:sz w:val="28"/>
-          <w:szCs w:val="28"/>
-        </w:rPr>
-        <w:t xml:space="preserve">   </w:t>
-      </w:r>
-      <w:r>
-        <w:rPr>
-          <w:sz w:val="28"/>
-          <w:szCs w:val="28"/>
-        </w:rPr>
-        <w:t>Analytics Processing Module:</w:t>
+        <w:t xml:space="preserve">    Analytics Processing Module:</w:t>
       </w:r>
     </w:p>
     <w:p>
@@ -1335,35 +1191,7 @@
           <w:sz w:val="28"/>
           <w:szCs w:val="28"/>
         </w:rPr>
-        <w:t xml:space="preserve">   </w:t>
-      </w:r>
-      <w:r>
-        <w:rPr>
-          <w:sz w:val="28"/>
-          <w:szCs w:val="28"/>
-        </w:rPr>
-        <w:t xml:space="preserve"> </w:t>
-      </w:r>
-      <w:r>
-        <w:rPr>
-          <w:sz w:val="28"/>
-          <w:szCs w:val="28"/>
-        </w:rPr>
-        <w:t>Statistical Analysis:</w:t>
-      </w:r>
-      <w:r>
-        <w:rPr>
-          <w:sz w:val="28"/>
-          <w:szCs w:val="28"/>
-        </w:rPr>
-        <w:t xml:space="preserve"> </w:t>
-      </w:r>
-      <w:r>
-        <w:rPr>
-          <w:sz w:val="28"/>
-          <w:szCs w:val="28"/>
-        </w:rPr>
-        <w:t xml:space="preserve"> Calculating Mean and Standard Deviation of resource costs.</w:t>
+        <w:t xml:space="preserve">    Statistical Analysis:  Calculating Mean and Standard Deviation of resource costs.</w:t>
       </w:r>
     </w:p>
     <w:p>
@@ -1381,35 +1209,7 @@
           <w:sz w:val="28"/>
           <w:szCs w:val="28"/>
         </w:rPr>
-        <w:t xml:space="preserve">   </w:t>
-      </w:r>
-      <w:r>
-        <w:rPr>
-          <w:sz w:val="28"/>
-          <w:szCs w:val="28"/>
-        </w:rPr>
-        <w:t xml:space="preserve"> </w:t>
-      </w:r>
-      <w:r>
-        <w:rPr>
-          <w:sz w:val="28"/>
-          <w:szCs w:val="28"/>
-        </w:rPr>
-        <w:t>Threshold Logic:</w:t>
-      </w:r>
-      <w:r>
-        <w:rPr>
-          <w:sz w:val="28"/>
-          <w:szCs w:val="28"/>
-        </w:rPr>
-        <w:t xml:space="preserve"> </w:t>
-      </w:r>
-      <w:r>
-        <w:rPr>
-          <w:sz w:val="28"/>
-          <w:szCs w:val="28"/>
-        </w:rPr>
-        <w:t xml:space="preserve"> Identifying any record exceeding 1.5x the mean as an anomaly.</w:t>
+        <w:t xml:space="preserve">    Threshold Logic:  Identifying any record exceeding 1.5x the mean as an anomaly.</w:t>
       </w:r>
     </w:p>
     <w:p>
@@ -1427,21 +1227,7 @@
           <w:sz w:val="28"/>
           <w:szCs w:val="28"/>
         </w:rPr>
-        <w:t xml:space="preserve"> </w:t>
-      </w:r>
-      <w:r>
-        <w:rPr>
-          <w:sz w:val="28"/>
-          <w:szCs w:val="28"/>
-        </w:rPr>
-        <w:t xml:space="preserve">   </w:t>
-      </w:r>
-      <w:r>
-        <w:rPr>
-          <w:sz w:val="28"/>
-          <w:szCs w:val="28"/>
-        </w:rPr>
-        <w:t>Recommendation Module:</w:t>
+        <w:t xml:space="preserve">    Recommendation Module:</w:t>
       </w:r>
     </w:p>
     <w:p>
@@ -1817,23 +1603,7 @@
           <w:sz w:val="32"/>
           <w:szCs w:val="32"/>
         </w:rPr>
-        <w:t xml:space="preserve"> Results are rendered in the </w:t>
-      </w:r>
-      <w:proofErr w:type="spellStart"/>
-      <w:r>
-        <w:rPr>
-          <w:sz w:val="32"/>
-          <w:szCs w:val="32"/>
-        </w:rPr>
-        <w:t>Streamlit</w:t>
-      </w:r>
-      <w:proofErr w:type="spellEnd"/>
-      <w:r>
-        <w:rPr>
-          <w:sz w:val="32"/>
-          <w:szCs w:val="32"/>
-        </w:rPr>
-        <w:t xml:space="preserve"> web browser.</w:t>
+        <w:t xml:space="preserve"> Results are rendered in the Streamlit web browser.</w:t>
       </w:r>
     </w:p>
     <w:p>
@@ -1923,23 +1693,7 @@
           <w:sz w:val="28"/>
           <w:szCs w:val="28"/>
         </w:rPr>
-        <w:t xml:space="preserve"> The system filters the 1,200-row </w:t>
-      </w:r>
-      <w:proofErr w:type="spellStart"/>
-      <w:r>
-        <w:rPr>
-          <w:sz w:val="28"/>
-          <w:szCs w:val="28"/>
-        </w:rPr>
-        <w:t>DataFrame</w:t>
-      </w:r>
-      <w:proofErr w:type="spellEnd"/>
-      <w:r>
-        <w:rPr>
-          <w:sz w:val="28"/>
-          <w:szCs w:val="28"/>
-        </w:rPr>
-        <w:t xml:space="preserve"> based on </w:t>
+        <w:t xml:space="preserve"> The system filters the 1,200-row DataFrame based on </w:t>
       </w:r>
     </w:p>
     <w:p>
@@ -2387,21 +2141,12 @@
         </w:rPr>
         <w:t xml:space="preserve">   </w:t>
       </w:r>
-      <w:proofErr w:type="spellStart"/>
-      <w:r>
-        <w:rPr>
-          <w:sz w:val="28"/>
-          <w:szCs w:val="28"/>
-        </w:rPr>
-        <w:t>Cost_INR</w:t>
-      </w:r>
-      <w:proofErr w:type="spellEnd"/>
-      <w:r>
-        <w:rPr>
-          <w:sz w:val="28"/>
-          <w:szCs w:val="28"/>
-        </w:rPr>
-        <w:t>:</w:t>
+      <w:r>
+        <w:rPr>
+          <w:sz w:val="28"/>
+          <w:szCs w:val="28"/>
+        </w:rPr>
+        <w:t>Cost_INR:</w:t>
       </w:r>
       <w:r>
         <w:rPr>
@@ -2439,21 +2184,12 @@
         </w:rPr>
         <w:t xml:space="preserve">   </w:t>
       </w:r>
-      <w:proofErr w:type="spellStart"/>
-      <w:r>
-        <w:rPr>
-          <w:sz w:val="28"/>
-          <w:szCs w:val="28"/>
-        </w:rPr>
-        <w:t>Usage_Type</w:t>
-      </w:r>
-      <w:proofErr w:type="spellEnd"/>
-      <w:r>
-        <w:rPr>
-          <w:sz w:val="28"/>
-          <w:szCs w:val="28"/>
-        </w:rPr>
-        <w:t>:</w:t>
+      <w:r>
+        <w:rPr>
+          <w:sz w:val="28"/>
+          <w:szCs w:val="28"/>
+        </w:rPr>
+        <w:t>Usage_Type:</w:t>
       </w:r>
       <w:r>
         <w:rPr>
@@ -2521,21 +2257,12 @@
         </w:rPr>
         <w:t xml:space="preserve">   </w:t>
       </w:r>
-      <w:proofErr w:type="spellStart"/>
-      <w:r>
-        <w:rPr>
-          <w:sz w:val="28"/>
-          <w:szCs w:val="28"/>
-        </w:rPr>
-        <w:t>Total_Records</w:t>
-      </w:r>
-      <w:proofErr w:type="spellEnd"/>
-      <w:r>
-        <w:rPr>
-          <w:sz w:val="28"/>
-          <w:szCs w:val="28"/>
-        </w:rPr>
-        <w:t>:</w:t>
+      <w:r>
+        <w:rPr>
+          <w:sz w:val="28"/>
+          <w:szCs w:val="28"/>
+        </w:rPr>
+        <w:t>Total_Records:</w:t>
       </w:r>
       <w:r>
         <w:rPr>
@@ -2573,21 +2300,12 @@
         </w:rPr>
         <w:t xml:space="preserve">   </w:t>
       </w:r>
-      <w:proofErr w:type="spellStart"/>
-      <w:r>
-        <w:rPr>
-          <w:sz w:val="28"/>
-          <w:szCs w:val="28"/>
-        </w:rPr>
-        <w:t>Anomaly_Count</w:t>
-      </w:r>
-      <w:proofErr w:type="spellEnd"/>
-      <w:r>
-        <w:rPr>
-          <w:sz w:val="28"/>
-          <w:szCs w:val="28"/>
-        </w:rPr>
-        <w:t>:</w:t>
+      <w:r>
+        <w:rPr>
+          <w:sz w:val="28"/>
+          <w:szCs w:val="28"/>
+        </w:rPr>
+        <w:t>Anomaly_Count:</w:t>
       </w:r>
       <w:r>
         <w:rPr>
@@ -2625,7 +2343,6 @@
         </w:rPr>
         <w:t xml:space="preserve">   </w:t>
       </w:r>
-      <w:proofErr w:type="spellStart"/>
       <w:r>
         <w:rPr>
           <w:sz w:val="28"/>
@@ -2633,7 +2350,6 @@
         </w:rPr>
         <w:t>Processing_Time</w:t>
       </w:r>
-      <w:proofErr w:type="spellEnd"/>
       <w:r>
         <w:rPr>
           <w:sz w:val="28"/>
@@ -2977,23 +2693,7 @@
           <w:sz w:val="28"/>
           <w:szCs w:val="28"/>
         </w:rPr>
-        <w:t xml:space="preserve">* </w:t>
-      </w:r>
-      <w:proofErr w:type="spellStart"/>
-      <w:r>
-        <w:rPr>
-          <w:sz w:val="28"/>
-          <w:szCs w:val="28"/>
-        </w:rPr>
-        <w:t>Streamlit</w:t>
-      </w:r>
-      <w:proofErr w:type="spellEnd"/>
-      <w:r>
-        <w:rPr>
-          <w:sz w:val="28"/>
-          <w:szCs w:val="28"/>
-        </w:rPr>
-        <w:t xml:space="preserve"> Framework API Documentation for Dashboarding.</w:t>
+        <w:t>* Streamlit Framework API Documentation for Dashboarding.</w:t>
       </w:r>
     </w:p>
     <w:p>
@@ -3978,16 +3678,8 @@
       <w:rPr>
         <w:sz w:val="12"/>
       </w:rPr>
-      <w:t>/</w:t>
+      <w:t>/utions</w:t>
     </w:r>
-    <w:proofErr w:type="spellStart"/>
-    <w:r>
-      <w:rPr>
-        <w:sz w:val="12"/>
-      </w:rPr>
-      <w:t>utions</w:t>
-    </w:r>
-    <w:proofErr w:type="spellEnd"/>
   </w:p>
 </w:hdr>
 </file>
@@ -4825,16 +4517,8 @@
       <w:rPr>
         <w:sz w:val="12"/>
       </w:rPr>
-      <w:t>/</w:t>
+      <w:t>/utions</w:t>
     </w:r>
-    <w:proofErr w:type="spellStart"/>
-    <w:r>
-      <w:rPr>
-        <w:sz w:val="12"/>
-      </w:rPr>
-      <w:t>utions</w:t>
-    </w:r>
-    <w:proofErr w:type="spellEnd"/>
   </w:p>
 </w:hdr>
 </file>
@@ -5672,16 +5356,8 @@
       <w:rPr>
         <w:sz w:val="12"/>
       </w:rPr>
-      <w:t>/</w:t>
+      <w:t>/utions</w:t>
     </w:r>
-    <w:proofErr w:type="spellStart"/>
-    <w:r>
-      <w:rPr>
-        <w:sz w:val="12"/>
-      </w:rPr>
-      <w:t>utions</w:t>
-    </w:r>
-    <w:proofErr w:type="spellEnd"/>
   </w:p>
 </w:hdr>
 </file>
